--- a/워드/A2_학생용_워크북.docx
+++ b/워드/A2_학생용_워크북.docx
@@ -1677,7 +1677,7 @@
                 <w:rFonts w:ascii="맑은 고딕" w:hAnsi="맑은 고딕" w:eastAsia="맑은 고딕"/>
                 <w:sz w:val="20"/>
               </w:rPr>
-              <w:t>- 받는 분: {{to}}</w:t>
+              <w:t>- 받는 분: [받는 분 (직함까지)]</w:t>
             </w:r>
           </w:p>
           <w:p>
@@ -1689,7 +1689,7 @@
                 <w:rFonts w:ascii="맑은 고딕" w:hAnsi="맑은 고딕" w:eastAsia="맑은 고딕"/>
                 <w:sz w:val="20"/>
               </w:rPr>
-              <w:t>- 무슨 일로: {{kind}}</w:t>
+              <w:t>- 무슨 일로: [무슨 일로]</w:t>
             </w:r>
           </w:p>
           <w:p>
@@ -1701,7 +1701,7 @@
                 <w:rFonts w:ascii="맑은 고딕" w:hAnsi="맑은 고딕" w:eastAsia="맑은 고딕"/>
                 <w:sz w:val="20"/>
               </w:rPr>
-              <w:t>- 부탁·질문: {{ask}}</w:t>
+              <w:t>- 부탁·질문: [부탁·질문 한 줄]</w:t>
             </w:r>
           </w:p>
           <w:p>
@@ -1713,7 +1713,7 @@
                 <w:rFonts w:ascii="맑은 고딕" w:hAnsi="맑은 고딕" w:eastAsia="맑은 고딕"/>
                 <w:sz w:val="20"/>
               </w:rPr>
-              <w:t>- 내 사정: {{why}}</w:t>
+              <w:t>- 내 사정: [내 사정]</w:t>
             </w:r>
           </w:p>
           <w:p>
@@ -1725,7 +1725,7 @@
                 <w:rFonts w:ascii="맑은 고딕" w:hAnsi="맑은 고딕" w:eastAsia="맑은 고딕"/>
                 <w:sz w:val="20"/>
               </w:rPr>
-              <w:t>- 답이 필요한 시점: {{when}}</w:t>
+              <w:t>- 답이 필요한 시점: [언제까지 답이 필요한가]</w:t>
             </w:r>
           </w:p>
           <w:p>
@@ -1737,7 +1737,7 @@
                 <w:rFonts w:ascii="맑은 고딕" w:hAnsi="맑은 고딕" w:eastAsia="맑은 고딕"/>
                 <w:sz w:val="20"/>
               </w:rPr>
-              <w:t>- 나: {{me}}</w:t>
+              <w:t>- 나: [나 (학년·반)]</w:t>
             </w:r>
           </w:p>
           <w:p>
@@ -1749,7 +1749,7 @@
                 <w:rFonts w:ascii="맑은 고딕" w:hAnsi="맑은 고딕" w:eastAsia="맑은 고딕"/>
                 <w:sz w:val="20"/>
               </w:rPr>
-              <w:t>- 보내는 수단: {{channel}}</w:t>
+              <w:t>- 보내는 수단: [보내는 수단]</w:t>
             </w:r>
           </w:p>
           <w:p>
@@ -1761,7 +1761,7 @@
                 <w:rFonts w:ascii="맑은 고딕" w:hAnsi="맑은 고딕" w:eastAsia="맑은 고딕"/>
                 <w:sz w:val="20"/>
               </w:rPr>
-              <w:t>- 평소 관계: {{tone}}</w:t>
+              <w:t>- 평소 관계: [평소 관계]</w:t>
             </w:r>
           </w:p>
           <w:p>
@@ -3164,7 +3164,7 @@
                 <w:rFonts w:ascii="맑은 고딕" w:hAnsi="맑은 고딕" w:eastAsia="맑은 고딕"/>
                 <w:sz w:val="20"/>
               </w:rPr>
-              <w:t>- 받는 분은 {{to}}, 나는 {{me}}이고 {{channel}}로 보낼 거야.</w:t>
+              <w:t>- 받는 분은 [받는 분 (직함까지)], 나는 [나 (학년·반)]이고 [보내는 수단]로 보낼 거야.</w:t>
             </w:r>
           </w:p>
           <w:p>
@@ -3742,7 +3742,7 @@
                 <w:rFonts w:ascii="맑은 고딕" w:hAnsi="맑은 고딕" w:eastAsia="맑은 고딕"/>
                 <w:sz w:val="20"/>
               </w:rPr>
-              <w:t>{{tone}}인 관계니까 자기소개는 한 줄이면 충분해. 소개 항목을 줄여 줘.</w:t>
+              <w:t>[평소 관계]인 관계니까 자기소개는 한 줄이면 충분해. 소개 항목을 줄여 줘.</w:t>
             </w:r>
           </w:p>
         </w:tc>
@@ -4127,7 +4127,7 @@
                 <w:rFonts w:ascii="맑은 고딕" w:hAnsi="맑은 고딕" w:eastAsia="맑은 고딕"/>
                 <w:sz w:val="20"/>
               </w:rPr>
-              <w:t>- 받는 분: {{to}} / 나: {{me}} / 관계: {{tone}}</w:t>
+              <w:t>- 받는 분: [받는 분 (직함까지)] / 나: [나 (학년·반)] / 관계: [평소 관계]</w:t>
             </w:r>
           </w:p>
           <w:p>
@@ -4187,7 +4187,7 @@
                 <w:rFonts w:ascii="맑은 고딕" w:hAnsi="맑은 고딕" w:eastAsia="맑은 고딕"/>
                 <w:sz w:val="20"/>
               </w:rPr>
-              <w:t>- 회신 시점({{when}})을 부드럽게 넣을 것</w:t>
+              <w:t>- 회신 시점([언제까지 답이 필요한가])을 부드럽게 넣을 것</w:t>
             </w:r>
           </w:p>
           <w:p>
@@ -6417,7 +6417,7 @@
                 <w:rFonts w:ascii="맑은 고딕" w:hAnsi="맑은 고딕" w:eastAsia="맑은 고딕"/>
                 <w:sz w:val="20"/>
               </w:rPr>
-              <w:t>너는 이 메일을 받은 {{to}}이야. 이 메일에 바로 답장하기 어려운 이유 3가지를 말해 줘. 칭찬은 하지 마.</w:t>
+              <w:t>너는 이 메일을 받은 [받는 분 (직함까지)]이야. 이 메일에 바로 답장하기 어려운 이유 3가지를 말해 줘. 칭찬은 하지 마.</w:t>
             </w:r>
           </w:p>
         </w:tc>

--- a/워드/A2_학생용_워크북.docx
+++ b/워드/A2_학생용_워크북.docx
@@ -7069,7 +7069,7 @@
           <w:color w:val="5B6675"/>
           <w:sz w:val="19"/>
         </w:rPr>
-        <w:t>AI를 썼다는 사실은 숨기는 게 아니라 밝히는 것입니다. 1단계에서 정한 약속이고, 평가의 근거가 됩니다.</w:t>
+        <w:t>AI를 썼다는 사실은 숨기는 게 아니라 밝히는 것입니다. 이 수업의 약속이고, 평가의 근거가 됩니다.</w:t>
       </w:r>
     </w:p>
     <w:p>

--- a/워드/A2_학생용_워크북.docx
+++ b/워드/A2_학생용_워크북.docx
@@ -2514,6 +2514,81 @@
         <w:t>▷ 기록 — AI가 던진 질문 5개를 그대로 붙여넣으세요</w:t>
       </w:r>
     </w:p>
+    <w:p>
+      <w:pPr>
+        <w:spacing w:before="0" w:after="0"/>
+        <w:ind w:left="170"/>
+      </w:pPr>
+      <w:r>
+        <w:rPr>
+          <w:rFonts w:ascii="맑은 고딕" w:hAnsi="맑은 고딕" w:eastAsia="맑은 고딕"/>
+          <w:b w:val="0"/>
+          <w:color w:val="9AA4B2"/>
+          <w:sz w:val="18"/>
+        </w:rPr>
+        <w:t>1.</w:t>
+      </w:r>
+    </w:p>
+    <w:p>
+      <w:pPr>
+        <w:spacing w:before="0" w:after="0"/>
+        <w:ind w:left="170"/>
+      </w:pPr>
+      <w:r>
+        <w:rPr>
+          <w:rFonts w:ascii="맑은 고딕" w:hAnsi="맑은 고딕" w:eastAsia="맑은 고딕"/>
+          <w:b w:val="0"/>
+          <w:color w:val="9AA4B2"/>
+          <w:sz w:val="18"/>
+        </w:rPr>
+        <w:t>2.</w:t>
+      </w:r>
+    </w:p>
+    <w:p>
+      <w:pPr>
+        <w:spacing w:before="0" w:after="0"/>
+        <w:ind w:left="170"/>
+      </w:pPr>
+      <w:r>
+        <w:rPr>
+          <w:rFonts w:ascii="맑은 고딕" w:hAnsi="맑은 고딕" w:eastAsia="맑은 고딕"/>
+          <w:b w:val="0"/>
+          <w:color w:val="9AA4B2"/>
+          <w:sz w:val="18"/>
+        </w:rPr>
+        <w:t>3.</w:t>
+      </w:r>
+    </w:p>
+    <w:p>
+      <w:pPr>
+        <w:spacing w:before="0" w:after="0"/>
+        <w:ind w:left="170"/>
+      </w:pPr>
+      <w:r>
+        <w:rPr>
+          <w:rFonts w:ascii="맑은 고딕" w:hAnsi="맑은 고딕" w:eastAsia="맑은 고딕"/>
+          <w:b w:val="0"/>
+          <w:color w:val="9AA4B2"/>
+          <w:sz w:val="18"/>
+        </w:rPr>
+        <w:t>4.</w:t>
+      </w:r>
+    </w:p>
+    <w:p>
+      <w:pPr>
+        <w:spacing w:before="0" w:after="0"/>
+        <w:ind w:left="170"/>
+      </w:pPr>
+      <w:r>
+        <w:rPr>
+          <w:rFonts w:ascii="맑은 고딕" w:hAnsi="맑은 고딕" w:eastAsia="맑은 고딕"/>
+          <w:b w:val="0"/>
+          <w:color w:val="9AA4B2"/>
+          <w:sz w:val="18"/>
+        </w:rPr>
+        <w:t>5.</w:t>
+      </w:r>
+    </w:p>
     <w:tbl>
       <w:tblPr>
         <w:tblW w:type="auto" w:w="0"/>
@@ -2525,7 +2600,7 @@
       </w:tblGrid>
       <w:tr>
         <w:trPr>
-          <w:trHeight w:hRule="atLeast" w:val="2041"/>
+          <w:trHeight w:hRule="atLeast" w:val="1049"/>
         </w:trPr>
         <w:tc>
           <w:tcPr>
@@ -2942,6 +3017,36 @@
         <w:t>▷ 기록 — 내가 답한 내용을 붙여넣으세요</w:t>
       </w:r>
     </w:p>
+    <w:p>
+      <w:pPr>
+        <w:spacing w:before="0" w:after="0"/>
+        <w:ind w:left="170"/>
+      </w:pPr>
+      <w:r>
+        <w:rPr>
+          <w:rFonts w:ascii="맑은 고딕" w:hAnsi="맑은 고딕" w:eastAsia="맑은 고딕"/>
+          <w:b w:val="0"/>
+          <w:color w:val="9AA4B2"/>
+          <w:sz w:val="18"/>
+        </w:rPr>
+        <w:t>1) …</w:t>
+      </w:r>
+    </w:p>
+    <w:p>
+      <w:pPr>
+        <w:spacing w:before="0" w:after="0"/>
+        <w:ind w:left="170"/>
+      </w:pPr>
+      <w:r>
+        <w:rPr>
+          <w:rFonts w:ascii="맑은 고딕" w:hAnsi="맑은 고딕" w:eastAsia="맑은 고딕"/>
+          <w:b w:val="0"/>
+          <w:color w:val="9AA4B2"/>
+          <w:sz w:val="18"/>
+        </w:rPr>
+        <w:t>2) …</w:t>
+      </w:r>
+    </w:p>
     <w:tbl>
       <w:tblPr>
         <w:tblW w:type="auto" w:w="0"/>
@@ -2953,7 +3058,7 @@
       </w:tblGrid>
       <w:tr>
         <w:trPr>
-          <w:trHeight w:hRule="atLeast" w:val="2041"/>
+          <w:trHeight w:hRule="atLeast" w:val="1644"/>
         </w:trPr>
         <w:tc>
           <w:tcPr>
@@ -4626,6 +4731,51 @@
         <w:t>▷ 기록 — 1차 초안을 제목까지 그대로 붙여넣으세요</w:t>
       </w:r>
     </w:p>
+    <w:p>
+      <w:pPr>
+        <w:spacing w:before="0" w:after="0"/>
+        <w:ind w:left="170"/>
+      </w:pPr>
+      <w:r>
+        <w:rPr>
+          <w:rFonts w:ascii="맑은 고딕" w:hAnsi="맑은 고딕" w:eastAsia="맑은 고딕"/>
+          <w:b w:val="0"/>
+          <w:color w:val="9AA4B2"/>
+          <w:sz w:val="18"/>
+        </w:rPr>
+        <w:t>제목:</w:t>
+      </w:r>
+    </w:p>
+    <w:p>
+      <w:pPr>
+        <w:spacing w:before="0" w:after="0"/>
+        <w:ind w:left="170"/>
+      </w:pPr>
+      <w:r>
+        <w:rPr>
+          <w:rFonts w:ascii="맑은 고딕" w:hAnsi="맑은 고딕" w:eastAsia="맑은 고딕"/>
+          <w:b w:val="0"/>
+          <w:color w:val="9AA4B2"/>
+          <w:sz w:val="18"/>
+        </w:rPr>
+        <w:t xml:space="preserve"> </w:t>
+      </w:r>
+    </w:p>
+    <w:p>
+      <w:pPr>
+        <w:spacing w:before="0" w:after="0"/>
+        <w:ind w:left="170"/>
+      </w:pPr>
+      <w:r>
+        <w:rPr>
+          <w:rFonts w:ascii="맑은 고딕" w:hAnsi="맑은 고딕" w:eastAsia="맑은 고딕"/>
+          <w:b w:val="0"/>
+          <w:color w:val="9AA4B2"/>
+          <w:sz w:val="18"/>
+        </w:rPr>
+        <w:t>본문:</w:t>
+      </w:r>
+    </w:p>
     <w:tbl>
       <w:tblPr>
         <w:tblW w:type="auto" w:w="0"/>
@@ -4637,7 +4787,7 @@
       </w:tblGrid>
       <w:tr>
         <w:trPr>
-          <w:trHeight w:hRule="atLeast" w:val="4252"/>
+          <w:trHeight w:hRule="atLeast" w:val="3657"/>
         </w:trPr>
         <w:tc>
           <w:tcPr>
@@ -5182,6 +5332,51 @@
         <w:t>▷ 기록 — 세 번의 요청과, 각각 무엇이 달라졌는지 적으세요</w:t>
       </w:r>
     </w:p>
+    <w:p>
+      <w:pPr>
+        <w:spacing w:before="0" w:after="0"/>
+        <w:ind w:left="170"/>
+      </w:pPr>
+      <w:r>
+        <w:rPr>
+          <w:rFonts w:ascii="맑은 고딕" w:hAnsi="맑은 고딕" w:eastAsia="맑은 고딕"/>
+          <w:b w:val="0"/>
+          <w:color w:val="9AA4B2"/>
+          <w:sz w:val="18"/>
+        </w:rPr>
+        <w:t xml:space="preserve">① 분량 → </w:t>
+      </w:r>
+    </w:p>
+    <w:p>
+      <w:pPr>
+        <w:spacing w:before="0" w:after="0"/>
+        <w:ind w:left="170"/>
+      </w:pPr>
+      <w:r>
+        <w:rPr>
+          <w:rFonts w:ascii="맑은 고딕" w:hAnsi="맑은 고딕" w:eastAsia="맑은 고딕"/>
+          <w:b w:val="0"/>
+          <w:color w:val="9AA4B2"/>
+          <w:sz w:val="18"/>
+        </w:rPr>
+        <w:t xml:space="preserve">② 말투 → </w:t>
+      </w:r>
+    </w:p>
+    <w:p>
+      <w:pPr>
+        <w:spacing w:before="0" w:after="0"/>
+        <w:ind w:left="170"/>
+      </w:pPr>
+      <w:r>
+        <w:rPr>
+          <w:rFonts w:ascii="맑은 고딕" w:hAnsi="맑은 고딕" w:eastAsia="맑은 고딕"/>
+          <w:b w:val="0"/>
+          <w:color w:val="9AA4B2"/>
+          <w:sz w:val="18"/>
+        </w:rPr>
+        <w:t xml:space="preserve">③ 변명 빼기 → </w:t>
+      </w:r>
+    </w:p>
     <w:tbl>
       <w:tblPr>
         <w:tblW w:type="auto" w:w="0"/>
@@ -5193,7 +5388,7 @@
       </w:tblGrid>
       <w:tr>
         <w:trPr>
-          <w:trHeight w:hRule="atLeast" w:val="2041"/>
+          <w:trHeight w:hRule="atLeast" w:val="1446"/>
         </w:trPr>
         <w:tc>
           <w:tcPr>
@@ -5663,6 +5858,51 @@
         <w:t>▷ 기록 — 고른 제목과, 고쳐 쓴 부탁 문장을 적으세요</w:t>
       </w:r>
     </w:p>
+    <w:p>
+      <w:pPr>
+        <w:spacing w:before="0" w:after="0"/>
+        <w:ind w:left="170"/>
+      </w:pPr>
+      <w:r>
+        <w:rPr>
+          <w:rFonts w:ascii="맑은 고딕" w:hAnsi="맑은 고딕" w:eastAsia="맑은 고딕"/>
+          <w:b w:val="0"/>
+          <w:color w:val="9AA4B2"/>
+          <w:sz w:val="18"/>
+        </w:rPr>
+        <w:t>고른 제목:</w:t>
+      </w:r>
+    </w:p>
+    <w:p>
+      <w:pPr>
+        <w:spacing w:before="0" w:after="0"/>
+        <w:ind w:left="170"/>
+      </w:pPr>
+      <w:r>
+        <w:rPr>
+          <w:rFonts w:ascii="맑은 고딕" w:hAnsi="맑은 고딕" w:eastAsia="맑은 고딕"/>
+          <w:b w:val="0"/>
+          <w:color w:val="9AA4B2"/>
+          <w:sz w:val="18"/>
+        </w:rPr>
+        <w:t>고른 이유:</w:t>
+      </w:r>
+    </w:p>
+    <w:p>
+      <w:pPr>
+        <w:spacing w:before="0" w:after="0"/>
+        <w:ind w:left="170"/>
+      </w:pPr>
+      <w:r>
+        <w:rPr>
+          <w:rFonts w:ascii="맑은 고딕" w:hAnsi="맑은 고딕" w:eastAsia="맑은 고딕"/>
+          <w:b w:val="0"/>
+          <w:color w:val="9AA4B2"/>
+          <w:sz w:val="18"/>
+        </w:rPr>
+        <w:t>부탁 문장:</w:t>
+      </w:r>
+    </w:p>
     <w:tbl>
       <w:tblPr>
         <w:tblW w:type="auto" w:w="0"/>
@@ -5674,7 +5914,7 @@
       </w:tblGrid>
       <w:tr>
         <w:trPr>
-          <w:trHeight w:hRule="atLeast" w:val="2041"/>
+          <w:trHeight w:hRule="atLeast" w:val="1446"/>
         </w:trPr>
         <w:tc>
           <w:tcPr>
@@ -6205,6 +6445,36 @@
         <w:t>▷ 기록 — 확인이 필요한 항목과, 내가 실제로 확인한 결과를 1건 이상 적으세요</w:t>
       </w:r>
     </w:p>
+    <w:p>
+      <w:pPr>
+        <w:spacing w:before="0" w:after="0"/>
+        <w:ind w:left="170"/>
+      </w:pPr>
+      <w:r>
+        <w:rPr>
+          <w:rFonts w:ascii="맑은 고딕" w:hAnsi="맑은 고딕" w:eastAsia="맑은 고딕"/>
+          <w:b w:val="0"/>
+          <w:color w:val="9AA4B2"/>
+          <w:sz w:val="18"/>
+        </w:rPr>
+        <w:t>확인 필요: 과제 기한</w:t>
+      </w:r>
+    </w:p>
+    <w:p>
+      <w:pPr>
+        <w:spacing w:before="0" w:after="0"/>
+        <w:ind w:left="170"/>
+      </w:pPr>
+      <w:r>
+        <w:rPr>
+          <w:rFonts w:ascii="맑은 고딕" w:hAnsi="맑은 고딕" w:eastAsia="맑은 고딕"/>
+          <w:b w:val="0"/>
+          <w:color w:val="9AA4B2"/>
+          <w:sz w:val="18"/>
+        </w:rPr>
+        <w:t>실제 확인: 클래스룸 공지에서 9월 19일 확인 → 그대로 사용</w:t>
+      </w:r>
+    </w:p>
     <w:tbl>
       <w:tblPr>
         <w:tblW w:type="auto" w:w="0"/>
@@ -6216,7 +6486,7 @@
       </w:tblGrid>
       <w:tr>
         <w:trPr>
-          <w:trHeight w:hRule="atLeast" w:val="2041"/>
+          <w:trHeight w:hRule="atLeast" w:val="1644"/>
         </w:trPr>
         <w:tc>
           <w:tcPr>
@@ -6639,6 +6909,81 @@
         <w:t>▷ 기록 — 지적받은 것과, 내가 고치기로 한 것을 적으세요</w:t>
       </w:r>
     </w:p>
+    <w:p>
+      <w:pPr>
+        <w:spacing w:before="0" w:after="0"/>
+        <w:ind w:left="170"/>
+      </w:pPr>
+      <w:r>
+        <w:rPr>
+          <w:rFonts w:ascii="맑은 고딕" w:hAnsi="맑은 고딕" w:eastAsia="맑은 고딕"/>
+          <w:b w:val="0"/>
+          <w:color w:val="9AA4B2"/>
+          <w:sz w:val="18"/>
+        </w:rPr>
+        <w:t>답장이 늦어질 이유 1)</w:t>
+      </w:r>
+    </w:p>
+    <w:p>
+      <w:pPr>
+        <w:spacing w:before="0" w:after="0"/>
+        <w:ind w:left="170"/>
+      </w:pPr>
+      <w:r>
+        <w:rPr>
+          <w:rFonts w:ascii="맑은 고딕" w:hAnsi="맑은 고딕" w:eastAsia="맑은 고딕"/>
+          <w:b w:val="0"/>
+          <w:color w:val="9AA4B2"/>
+          <w:sz w:val="18"/>
+        </w:rPr>
+        <w:t>2)</w:t>
+      </w:r>
+    </w:p>
+    <w:p>
+      <w:pPr>
+        <w:spacing w:before="0" w:after="0"/>
+        <w:ind w:left="170"/>
+      </w:pPr>
+      <w:r>
+        <w:rPr>
+          <w:rFonts w:ascii="맑은 고딕" w:hAnsi="맑은 고딕" w:eastAsia="맑은 고딕"/>
+          <w:b w:val="0"/>
+          <w:color w:val="9AA4B2"/>
+          <w:sz w:val="18"/>
+        </w:rPr>
+        <w:t>3)</w:t>
+      </w:r>
+    </w:p>
+    <w:p>
+      <w:pPr>
+        <w:spacing w:before="0" w:after="0"/>
+        <w:ind w:left="170"/>
+      </w:pPr>
+      <w:r>
+        <w:rPr>
+          <w:rFonts w:ascii="맑은 고딕" w:hAnsi="맑은 고딕" w:eastAsia="맑은 고딕"/>
+          <w:b w:val="0"/>
+          <w:color w:val="9AA4B2"/>
+          <w:sz w:val="18"/>
+        </w:rPr>
+        <w:t>무례하게 읽힐 문장:</w:t>
+      </w:r>
+    </w:p>
+    <w:p>
+      <w:pPr>
+        <w:spacing w:before="0" w:after="0"/>
+        <w:ind w:left="170"/>
+      </w:pPr>
+      <w:r>
+        <w:rPr>
+          <w:rFonts w:ascii="맑은 고딕" w:hAnsi="맑은 고딕" w:eastAsia="맑은 고딕"/>
+          <w:b w:val="0"/>
+          <w:color w:val="9AA4B2"/>
+          <w:sz w:val="18"/>
+        </w:rPr>
+        <w:t>→ 내가 고친 것:</w:t>
+      </w:r>
+    </w:p>
     <w:tbl>
       <w:tblPr>
         <w:tblW w:type="auto" w:w="0"/>
@@ -6650,7 +6995,7 @@
       </w:tblGrid>
       <w:tr>
         <w:trPr>
-          <w:trHeight w:hRule="atLeast" w:val="2041"/>
+          <w:trHeight w:hRule="atLeast" w:val="1049"/>
         </w:trPr>
         <w:tc>
           <w:tcPr>
@@ -6910,6 +7255,81 @@
         <w:t>▷ 기록 — 내가 채우거나 고친 곳을 3군데 이상 적으세요</w:t>
       </w:r>
     </w:p>
+    <w:p>
+      <w:pPr>
+        <w:spacing w:before="0" w:after="0"/>
+        <w:ind w:left="170"/>
+      </w:pPr>
+      <w:r>
+        <w:rPr>
+          <w:rFonts w:ascii="맑은 고딕" w:hAnsi="맑은 고딕" w:eastAsia="맑은 고딕"/>
+          <w:b w:val="0"/>
+          <w:color w:val="9AA4B2"/>
+          <w:sz w:val="18"/>
+        </w:rPr>
+        <w:t>1) 어디: 서명란</w:t>
+      </w:r>
+    </w:p>
+    <w:p>
+      <w:pPr>
+        <w:spacing w:before="0" w:after="0"/>
+        <w:ind w:left="170"/>
+      </w:pPr>
+      <w:r>
+        <w:rPr>
+          <w:rFonts w:ascii="맑은 고딕" w:hAnsi="맑은 고딕" w:eastAsia="맑은 고딕"/>
+          <w:b w:val="0"/>
+          <w:color w:val="9AA4B2"/>
+          <w:sz w:val="18"/>
+        </w:rPr>
+        <w:t xml:space="preserve">   어떻게: [이름] → 실제 이름, 학년·반 확인</w:t>
+      </w:r>
+    </w:p>
+    <w:p>
+      <w:pPr>
+        <w:spacing w:before="0" w:after="0"/>
+        <w:ind w:left="170"/>
+      </w:pPr>
+      <w:r>
+        <w:rPr>
+          <w:rFonts w:ascii="맑은 고딕" w:hAnsi="맑은 고딕" w:eastAsia="맑은 고딕"/>
+          <w:b w:val="0"/>
+          <w:color w:val="9AA4B2"/>
+          <w:sz w:val="18"/>
+        </w:rPr>
+        <w:t xml:space="preserve"> </w:t>
+      </w:r>
+    </w:p>
+    <w:p>
+      <w:pPr>
+        <w:spacing w:before="0" w:after="0"/>
+        <w:ind w:left="170"/>
+      </w:pPr>
+      <w:r>
+        <w:rPr>
+          <w:rFonts w:ascii="맑은 고딕" w:hAnsi="맑은 고딕" w:eastAsia="맑은 고딕"/>
+          <w:b w:val="0"/>
+          <w:color w:val="9AA4B2"/>
+          <w:sz w:val="18"/>
+        </w:rPr>
+        <w:t>2) 어디:</w:t>
+      </w:r>
+    </w:p>
+    <w:p>
+      <w:pPr>
+        <w:spacing w:before="0" w:after="0"/>
+        <w:ind w:left="170"/>
+      </w:pPr>
+      <w:r>
+        <w:rPr>
+          <w:rFonts w:ascii="맑은 고딕" w:hAnsi="맑은 고딕" w:eastAsia="맑은 고딕"/>
+          <w:b w:val="0"/>
+          <w:color w:val="9AA4B2"/>
+          <w:sz w:val="18"/>
+        </w:rPr>
+        <w:t xml:space="preserve">   어떻게:</w:t>
+      </w:r>
+    </w:p>
     <w:tbl>
       <w:tblPr>
         <w:tblW w:type="auto" w:w="0"/>
@@ -6921,7 +7341,7 @@
       </w:tblGrid>
       <w:tr>
         <w:trPr>
-          <w:trHeight w:hRule="atLeast" w:val="4252"/>
+          <w:trHeight w:hRule="atLeast" w:val="3260"/>
         </w:trPr>
         <w:tc>
           <w:tcPr>
@@ -7086,6 +7506,96 @@
         <w:t>▷ 기록 — 사용 기록을 채우세요</w:t>
       </w:r>
     </w:p>
+    <w:p>
+      <w:pPr>
+        <w:spacing w:before="0" w:after="0"/>
+        <w:ind w:left="170"/>
+      </w:pPr>
+      <w:r>
+        <w:rPr>
+          <w:rFonts w:ascii="맑은 고딕" w:hAnsi="맑은 고딕" w:eastAsia="맑은 고딕"/>
+          <w:b w:val="0"/>
+          <w:color w:val="9AA4B2"/>
+          <w:sz w:val="18"/>
+        </w:rPr>
+        <w:t>· 사용한 AI:</w:t>
+      </w:r>
+    </w:p>
+    <w:p>
+      <w:pPr>
+        <w:spacing w:before="0" w:after="0"/>
+        <w:ind w:left="170"/>
+      </w:pPr>
+      <w:r>
+        <w:rPr>
+          <w:rFonts w:ascii="맑은 고딕" w:hAnsi="맑은 고딕" w:eastAsia="맑은 고딕"/>
+          <w:b w:val="0"/>
+          <w:color w:val="9AA4B2"/>
+          <w:sz w:val="18"/>
+        </w:rPr>
+        <w:t>· 주고받은 횟수: 약    회</w:t>
+      </w:r>
+    </w:p>
+    <w:p>
+      <w:pPr>
+        <w:spacing w:before="0" w:after="0"/>
+        <w:ind w:left="170"/>
+      </w:pPr>
+      <w:r>
+        <w:rPr>
+          <w:rFonts w:ascii="맑은 고딕" w:hAnsi="맑은 고딕" w:eastAsia="맑은 고딕"/>
+          <w:b w:val="0"/>
+          <w:color w:val="9AA4B2"/>
+          <w:sz w:val="18"/>
+        </w:rPr>
+        <w:t>· AI가 가장 도움이 된 부분:</w:t>
+      </w:r>
+    </w:p>
+    <w:p>
+      <w:pPr>
+        <w:spacing w:before="0" w:after="0"/>
+        <w:ind w:left="170"/>
+      </w:pPr>
+      <w:r>
+        <w:rPr>
+          <w:rFonts w:ascii="맑은 고딕" w:hAnsi="맑은 고딕" w:eastAsia="맑은 고딕"/>
+          <w:b w:val="0"/>
+          <w:color w:val="9AA4B2"/>
+          <w:sz w:val="18"/>
+        </w:rPr>
+        <w:t>· AI 결과 중 내가 고친 부분:</w:t>
+      </w:r>
+    </w:p>
+    <w:p>
+      <w:pPr>
+        <w:spacing w:before="0" w:after="0"/>
+        <w:ind w:left="170"/>
+      </w:pPr>
+      <w:r>
+        <w:rPr>
+          <w:rFonts w:ascii="맑은 고딕" w:hAnsi="맑은 고딕" w:eastAsia="맑은 고딕"/>
+          <w:b w:val="0"/>
+          <w:color w:val="9AA4B2"/>
+          <w:sz w:val="18"/>
+        </w:rPr>
+        <w:t>· 사실 확인한 내용과 방법:</w:t>
+      </w:r>
+    </w:p>
+    <w:p>
+      <w:pPr>
+        <w:spacing w:before="0" w:after="0"/>
+        <w:ind w:left="170"/>
+      </w:pPr>
+      <w:r>
+        <w:rPr>
+          <w:rFonts w:ascii="맑은 고딕" w:hAnsi="맑은 고딕" w:eastAsia="맑은 고딕"/>
+          <w:b w:val="0"/>
+          <w:color w:val="9AA4B2"/>
+          <w:sz w:val="18"/>
+        </w:rPr>
+        <w:t>· AI에게 맡기지 않고 내가 한 일:</w:t>
+      </w:r>
+    </w:p>
     <w:tbl>
       <w:tblPr>
         <w:tblW w:type="auto" w:w="0"/>
@@ -7097,7 +7607,7 @@
       </w:tblGrid>
       <w:tr>
         <w:trPr>
-          <w:trHeight w:hRule="atLeast" w:val="4252"/>
+          <w:trHeight w:hRule="atLeast" w:val="3061"/>
         </w:trPr>
         <w:tc>
           <w:tcPr>
@@ -7231,7 +7741,7 @@
           <w:color w:val="1F53C4"/>
           <w:sz w:val="21"/>
         </w:rPr>
-        <w:t>▶ AI에게 이렇게 보내세요</w:t>
+        <w:t>▶ 이렇게 하세요</w:t>
       </w:r>
     </w:p>
     <w:tbl>
@@ -7357,6 +7867,111 @@
         <w:t>▷ 기록 — 짝의 메일을 판정한 결과와, 내 메일에 반영할 점을 적으세요</w:t>
       </w:r>
     </w:p>
+    <w:p>
+      <w:pPr>
+        <w:spacing w:before="0" w:after="0"/>
+        <w:ind w:left="170"/>
+      </w:pPr>
+      <w:r>
+        <w:rPr>
+          <w:rFonts w:ascii="맑은 고딕" w:hAnsi="맑은 고딕" w:eastAsia="맑은 고딕"/>
+          <w:b w:val="0"/>
+          <w:color w:val="9AA4B2"/>
+          <w:sz w:val="18"/>
+        </w:rPr>
+        <w:t>짝의 메일 판정:</w:t>
+      </w:r>
+    </w:p>
+    <w:p>
+      <w:pPr>
+        <w:spacing w:before="0" w:after="0"/>
+        <w:ind w:left="170"/>
+      </w:pPr>
+      <w:r>
+        <w:rPr>
+          <w:rFonts w:ascii="맑은 고딕" w:hAnsi="맑은 고딕" w:eastAsia="맑은 고딕"/>
+          <w:b w:val="0"/>
+          <w:color w:val="9AA4B2"/>
+          <w:sz w:val="18"/>
+        </w:rPr>
+        <w:t>1) 제목:</w:t>
+      </w:r>
+    </w:p>
+    <w:p>
+      <w:pPr>
+        <w:spacing w:before="0" w:after="0"/>
+        <w:ind w:left="170"/>
+      </w:pPr>
+      <w:r>
+        <w:rPr>
+          <w:rFonts w:ascii="맑은 고딕" w:hAnsi="맑은 고딕" w:eastAsia="맑은 고딕"/>
+          <w:b w:val="0"/>
+          <w:color w:val="9AA4B2"/>
+          <w:sz w:val="18"/>
+        </w:rPr>
+        <w:t>2) 부탁 파악:</w:t>
+      </w:r>
+    </w:p>
+    <w:p>
+      <w:pPr>
+        <w:spacing w:before="0" w:after="0"/>
+        <w:ind w:left="170"/>
+      </w:pPr>
+      <w:r>
+        <w:rPr>
+          <w:rFonts w:ascii="맑은 고딕" w:hAnsi="맑은 고딕" w:eastAsia="맑은 고딕"/>
+          <w:b w:val="0"/>
+          <w:color w:val="9AA4B2"/>
+          <w:sz w:val="18"/>
+        </w:rPr>
+        <w:t>3) 답장 의향:</w:t>
+      </w:r>
+    </w:p>
+    <w:p>
+      <w:pPr>
+        <w:spacing w:before="0" w:after="0"/>
+        <w:ind w:left="170"/>
+      </w:pPr>
+      <w:r>
+        <w:rPr>
+          <w:rFonts w:ascii="맑은 고딕" w:hAnsi="맑은 고딕" w:eastAsia="맑은 고딕"/>
+          <w:b w:val="0"/>
+          <w:color w:val="9AA4B2"/>
+          <w:sz w:val="18"/>
+        </w:rPr>
+        <w:t>4) 고칠 곳:</w:t>
+      </w:r>
+    </w:p>
+    <w:p>
+      <w:pPr>
+        <w:spacing w:before="0" w:after="0"/>
+        <w:ind w:left="170"/>
+      </w:pPr>
+      <w:r>
+        <w:rPr>
+          <w:rFonts w:ascii="맑은 고딕" w:hAnsi="맑은 고딕" w:eastAsia="맑은 고딕"/>
+          <w:b w:val="0"/>
+          <w:color w:val="9AA4B2"/>
+          <w:sz w:val="18"/>
+        </w:rPr>
+        <w:t xml:space="preserve"> </w:t>
+      </w:r>
+    </w:p>
+    <w:p>
+      <w:pPr>
+        <w:spacing w:before="0" w:after="0"/>
+        <w:ind w:left="170"/>
+      </w:pPr>
+      <w:r>
+        <w:rPr>
+          <w:rFonts w:ascii="맑은 고딕" w:hAnsi="맑은 고딕" w:eastAsia="맑은 고딕"/>
+          <w:b w:val="0"/>
+          <w:color w:val="9AA4B2"/>
+          <w:sz w:val="18"/>
+        </w:rPr>
+        <w:t>내 메일에 반영할 점:</w:t>
+      </w:r>
+    </w:p>
     <w:tbl>
       <w:tblPr>
         <w:tblW w:type="auto" w:w="0"/>
@@ -7368,7 +7983,7 @@
       </w:tblGrid>
       <w:tr>
         <w:trPr>
-          <w:trHeight w:hRule="atLeast" w:val="4252"/>
+          <w:trHeight w:hRule="atLeast" w:val="2863"/>
         </w:trPr>
         <w:tc>
           <w:tcPr>
